--- a/spa/docx/58.content.docx
+++ b/spa/docx/58.content.docx
@@ -11,6 +11,15 @@
         <w:pStyle w:val="Heading2"/>
       </w:pPr>
       <w:r>
+        <w:t>Resource: Notas de Estudio (Tyndale)</w:t>
+      </w:r>
+      <w:r/>
+    </w:p>
+    <w:p>
+      <w:pPr>
+        <w:pStyle w:val="Heading2"/>
+      </w:pPr>
+      <w:r>
         <w:t>License Information</w:t>
       </w:r>
       <w:r/>
@@ -21,7 +30,7 @@
         <w:rPr>
           <w:b/>
         </w:rPr>
-        <w:t>Study Notes (Tyndale)</w:t>
+        <w:t>Notas de Estudio (Tyndale)</w:t>
       </w:r>
       <w:r>
         <w:t xml:space="preserve"> (Spanish) is based on</w:t>
@@ -74,7 +83,7 @@
         <w:pStyle w:val="Heading1"/>
       </w:pPr>
       <w:r>
-        <w:t>Study Notes (Tyndale)</w:t>
+        <w:t>Notas de Estudio (Tyndale)</w:t>
       </w:r>
     </w:p>
     <w:p>
@@ -83,6 +92,51 @@
           <w:headerReference w:type="even" r:id="rId8"/>
           <w:headerReference w:type="default" r:id="rId9"/>
           <w:footerReference w:type="default" r:id="rId10"/>
+          <w:footnotePr>
+            <w:numRestart w:val="eachSect"/>
+          </w:footnotePr>
+          <w:type w:val="continuous"/>
+          <w:pgSz w:w="12240" w:h="15840" w:code="1"/>
+          <w:pgMar w:top="1440" w:right="1440" w:bottom="1440" w:left="1440" w:header="504" w:footer="504" w:gutter="0"/>
+          <w:cols w:space="708"/>
+          <w:titlePg/>
+          <w:docGrid w:linePitch="360"/>
+        </w:sectPr>
+      </w:pPr>
+    </w:p>
+    <w:p>
+      <w:r/>
+    </w:p>
+    <w:p>
+      <w:pPr>
+        <w:pStyle w:val="Heading2"/>
+      </w:pPr>
+      <w:r>
+        <w:t>HEB</w:t>
+      </w:r>
+      <w:r/>
+    </w:p>
+    <w:p>
+      <w:r/>
+      <w:r>
+        <w:rPr>
+          <w:i/>
+        </w:rPr>
+        <w:t>Hebreos 1:1, Hebreos 1:1–2, Hebreos 1:1–4, Hebreos 1:2, Hebreos 1:3, Hebreos 1:4, Hebreos 1:5, Hebreos 1:5–14, Hebreos 1:6, Hebreos 1:7, Hebreos 1:8–9, Hebreos 1:10–12, Hebreos 1:13, Hebreos 1:14, Hebreos 2:1, Hebreos 2:1–4, Hebreos 2:2, Hebreos 2:3, Hebreos 2:4, Hebreos 2:5, Hebreos 2:5–9, Hebreos 2:6, Hebreos 2:6–8, Hebreos 2:7, Hebreos 2:8, Hebreos 2:9, Hebreos 2:10, Hebreos 2:10–18, Hebreos 2:11, Hebreos 2:12, Hebreos 2:13, Hebreos 2:14–15, Hebreos 2:16, Hebreos 2:17–18, Hebreos 3:1, Hebreos 3:1–6, Hebreos 3:2, Hebreos 3:3–6, Hebreos 3:6, Hebreos 3:7–19, Hebreos 3:8, Hebreos 3:9–10, Hebreos 3:11, Hebreos 3:12, Hebreos 3:12–19, Hebreos 3:13, Hebreos 3:14, Hebreos 3:15, Hebreos 3:16–19, Hebreos 3:19, Hebreos 4:1, Hebreos 4:1–2, Hebreos 4:2, Hebreos 4:3, Hebreos 4:4, Hebreos 4:5, Hebreos 4:6, Hebreos 4:7, Hebreos 4:8, Hebreos 4:9, Hebreos 4:10, Hebreos 4:11, Hebreos 4:12–13, Hebreos 4:13, Hebreos 4:14, Hebreos 4:14–16, Hebreos 4:15, Hebreos 4:16, Hebreos 5:1, Hebreos 5:1–10, Hebreos 5:2, Hebreos 5:3, Hebreos 5:4, Hebreos 5:5–6, Hebreos 5:7, Hebreos 5:7–10, Hebreos 5:8, Hebreos 5:9, Hebreos 5:10, Hebreos 5:11, Hebreos 5:11–6:3, Hebreos 5:11–6:20, Hebreos 5:12, Hebreos 5:14, Hebreos 6:1, Hebreos 6:1–3, Hebreos 6:2, Hebreos 6:3, Hebreos 6:4, Hebreos 6:4–8, Hebreos 6:5, Hebreos 6:6, Hebreos 6:7–8, Hebreos 6:9, Hebreos 6:9–12, Hebreos 6:10, Hebreos 6:11, Hebreos 6:12, Hebreos 6:13–14, Hebreos 6:13–20, Hebreos 6:15, Hebreos 6:16, Hebreos 6:17–18, Hebreos 6:19–20, Hebreos 7:1, Hebreos 7:1–10, Hebreos 7:1–28, Hebreos 7:2, Hebreos 7:3, Hebreos 7:4, Hebreos 7:5–6, Hebreos 7:6–7, Hebreos 7:8, Hebreos 7:9–10, Hebreos 7:11, Hebreos 7:11–28, Hebreos 7:12, Hebreos 7:13–14, Hebreos 7:15–17, Hebreos 7:18, Hebreos 7:19, Hebreos 7:19–28, Hebreos 7:20–21, Hebreos 7:22, Hebreos 7:23–24, Hebreos 7:25, Hebreos 7:26–27, Hebreos 7:28, Hebreos 8:1–2, Hebreos 8:1–10.18, Hebreos 8:3, Hebreos 8:4, Hebreos 8:5, Hebreos 8:6, Hebreos 8:7, Hebreos 8:7–13, Hebreos 8:8, Hebreos 8:9, Hebreos 8:10, Hebreos 8:11, Hebreos 8:12, Hebreos 8:13, Hebreos 9:1–5, Hebreos 9:1–10.18, Hebreos 9:2, Hebreos 9:3, Hebreos 9:4, Hebreos 9:5, Hebreos 9:6–8, Hebreos 9:7, Hebreos 9:8, Hebreos 9:9, Hebreos 9:10, Hebreos 9:11, Hebreos 9:11–10:18, Hebreos 9:12, Hebreos 9:13, Hebreos 9:14, Hebreos 9:15, Hebreos 9:16–22, Hebreos 9:18–19, Hebreos 9:20, Hebreos 9:21, Hebreos 9:22, Hebreos 9:23, Hebreos 9:24, Hebreos 9:25–26, Hebreos 9:26, Hebreos 9:27–28, Hebreos 10:1, Hebreos 10:2, Hebreos 10:3, Hebreos 10:4, Hebreos 10:5, Hebreos 10:5–7, Hebreos 10:8–10, Hebreos 10:11, Hebreos 10:11–14, Hebreos 10:12–13, Hebreos 10:14, Hebreos 10:15–17, Hebreos 10:18, Hebreos 10:19, Hebreos 10:19–25, Hebreos 10:20, Hebreos 10:21, Hebreos 10:22, Hebreos 10:23, Hebreos 10:24, Hebreos 10:25, Hebreos 10:26–27, Hebreos 10:26–31, Hebreos 10:28–29, Hebreos 10:30–31, Hebreos 10:32, Hebreos 10:32–39, Hebreos 10:33, Hebreos 10:34, Hebreos 10:35–36, Hebreos 10:37–38, Hebreos 10:39, Hebreos 11:1, Hebreos 11:1–40, Hebreos 11:2, Hebreos 11:3, Hebreos 11:4, Hebreos 11:5, Hebreos 11:6, Hebreos 11:7, Hebreos 11:8, Hebreos 11:9–10, Hebreos 11:12, Hebreos 11:13, Hebreos 11:13–16, Hebreos 11:14–16, Hebreos 11:17–19, Hebreos 11:17–31, Hebreos 11:19, Hebreos 11:20, Hebreos 11:21, Hebreos 11:22, Hebreos 11:23, Hebreos 11:24–25, Hebreos 11:26, Hebreos 11:27, Hebreos 11:28, Hebreos 11:29, Hebreos 11:30, Hebreos 11:31, Hebreos 11:32, Hebreos 11:32–40, Hebreos 11:33, Hebreos 11:34, Hebreos 11:35, Hebreos 11:37, Hebreos 11:38, Hebreos 11:39–40, Hebreos 12:1, Hebreos 12:1–17, Hebreos 12:2, Hebreos 12:3, Hebreos 12:4, Hebreos 12:5–6, Hebreos 12:7–8, Hebreos 12:9, Hebreos 12:10–11, Hebreos 12:12–13, Hebreos 12:14, Hebreos 12:15, Hebreos 12:16, Hebreos 12:17, Hebreos 12:18, Hebreos 12:18–24, Hebreos 12:19, Hebreos 12:22, Hebreos 12:23, Hebreos 12:24, Hebreos 12:25, Hebreos 12:25–29, Hebreos 12:26–27, Hebreos 12:28–29, Hebreos 13:1, Hebreos 13:1–6, Hebreos 13:2, Hebreos 13:3, Hebreos 13:4, Hebreos 13:5, Hebreos 13:6, Hebreos 13:7, Hebreos 13:7–19, Hebreos 13:8, Hebreos 13:9–10, Hebreos 13:11–12, Hebreos 13:13, Hebreos 13:14, Hebreos 13:15, Hebreos 13:15–16, Hebreos 13:16, Hebreos 13:17, Hebreos 13:18–19, Hebreos 13:20–21, Hebreos 13:22, Hebreos 13:23, Hebreos 13:24–25</w:t>
+      </w:r>
+      <w:r/>
+    </w:p>
+    <w:p>
+      <w:r/>
+      <w:r>
+        <w:t xml:space="preserve"> </w:t>
+      </w:r>
+      <w:r/>
+      <w:r/>
+    </w:p>
+    <w:p>
+      <w:pPr>
+        <w:sectPr>
           <w:footnotePr>
             <w:numRestart w:val="eachSect"/>
           </w:footnotePr>

--- a/spa/docx/58.content.docx
+++ b/spa/docx/58.content.docx
@@ -163,13 +163,6 @@
         <w:rPr>
           <w:lang w:val="es_ES" w:bidi="es_ES"/>
         </w:rPr>
-      </w:r>
-      <w:r>
-        <w:rPr>
-          <w:i/>
-          <w:lang w:val="es_ES" w:bidi="es_ES"/>
-        </w:rPr>
-        <w:t>Hebreos 1:1, Hebreos 1:1–2, Hebreos 1:1–4, Hebreos 1:2, Hebreos 1:3, Hebreos 1:4, Hebreos 1:5, Hebreos 1:5–14, Hebreos 1:6, Hebreos 1:7, Hebreos 1:8–9, Hebreos 1:10–12, Hebreos 1:13, Hebreos 1:14, Hebreos 2:1, Hebreos 2:1–4, Hebreos 2:2, Hebreos 2:3, Hebreos 2:4, Hebreos 2:5, Hebreos 2:5–9, Hebreos 2:6, Hebreos 2:6–8, Hebreos 2:7, Hebreos 2:8, Hebreos 2:9, Hebreos 2:10, Hebreos 2:10–18, Hebreos 2:11, Hebreos 2:12, Hebreos 2:13, Hebreos 2:14–15, Hebreos 2:16, Hebreos 2:17–18, Hebreos 3:1, Hebreos 3:1–6, Hebreos 3:2, Hebreos 3:3–6, Hebreos 3:6, Hebreos 3:7–19, Hebreos 3:8, Hebreos 3:9–10, Hebreos 3:11, Hebreos 3:12, Hebreos 3:12–19, Hebreos 3:13, Hebreos 3:14, Hebreos 3:15, Hebreos 3:16–19, Hebreos 3:19, Hebreos 4:1, Hebreos 4:1–2, Hebreos 4:2, Hebreos 4:3, Hebreos 4:4, Hebreos 4:5, Hebreos 4:6, Hebreos 4:7, Hebreos 4:8, Hebreos 4:9, Hebreos 4:10, Hebreos 4:11, Hebreos 4:12–13, Hebreos 4:13, Hebreos 4:14, Hebreos 4:14–16, Hebreos 4:15, Hebreos 4:16, Hebreos 5:1, Hebreos 5:1–10, Hebreos 5:2, Hebreos 5:3, Hebreos 5:4, Hebreos 5:5–6, Hebreos 5:7, Hebreos 5:7–10, Hebreos 5:8, Hebreos 5:9, Hebreos 5:10, Hebreos 5:11, Hebreos 5:11–6:3, Hebreos 5:11–6:20, Hebreos 5:12, Hebreos 5:14, Hebreos 6:1, Hebreos 6:1–3, Hebreos 6:2, Hebreos 6:3, Hebreos 6:4, Hebreos 6:4–8, Hebreos 6:5, Hebreos 6:6, Hebreos 6:7–8, Hebreos 6:9, Hebreos 6:9–12, Hebreos 6:10, Hebreos 6:11, Hebreos 6:12, Hebreos 6:13–14, Hebreos 6:13–20, Hebreos 6:15, Hebreos 6:16, Hebreos 6:17–18, Hebreos 6:19–20, Hebreos 7:1, Hebreos 7:1–10, Hebreos 7:1–28, Hebreos 7:2, Hebreos 7:3, Hebreos 7:4, Hebreos 7:5–6, Hebreos 7:6–7, Hebreos 7:8, Hebreos 7:9–10, Hebreos 7:11, Hebreos 7:11–28, Hebreos 7:12, Hebreos 7:13–14, Hebreos 7:15–17, Hebreos 7:18, Hebreos 7:19, Hebreos 7:19–28, Hebreos 7:20–21, Hebreos 7:22, Hebreos 7:23–24, Hebreos 7:25, Hebreos 7:26–27, Hebreos 7:28, Hebreos 8:1–2, Hebreos 8:1–10.18, Hebreos 8:3, Hebreos 8:4, Hebreos 8:5, Hebreos 8:6, Hebreos 8:7, Hebreos 8:7–13, Hebreos 8:8, Hebreos 8:9, Hebreos 8:10, Hebreos 8:11, Hebreos 8:12, Hebreos 8:13, Hebreos 9:1–5, Hebreos 9:1–10.18, Hebreos 9:2, Hebreos 9:3, Hebreos 9:4, Hebreos 9:5, Hebreos 9:6–8, Hebreos 9:7, Hebreos 9:8, Hebreos 9:9, Hebreos 9:10, Hebreos 9:11, Hebreos 9:11–10:18, Hebreos 9:12, Hebreos 9:13, Hebreos 9:14, Hebreos 9:15, Hebreos 9:16–22, Hebreos 9:18–19, Hebreos 9:20, Hebreos 9:21, Hebreos 9:22, Hebreos 9:23, Hebreos 9:24, Hebreos 9:25–26, Hebreos 9:26, Hebreos 9:27–28, Hebreos 10:1, Hebreos 10:2, Hebreos 10:3, Hebreos 10:4, Hebreos 10:5, Hebreos 10:5–7, Hebreos 10:8–10, Hebreos 10:11, Hebreos 10:11–14, Hebreos 10:12–13, Hebreos 10:14, Hebreos 10:15–17, Hebreos 10:18, Hebreos 10:19, Hebreos 10:19–25, Hebreos 10:20, Hebreos 10:21, Hebreos 10:22, Hebreos 10:23, Hebreos 10:24, Hebreos 10:25, Hebreos 10:26–27, Hebreos 10:26–31, Hebreos 10:28–29, Hebreos 10:30–31, Hebreos 10:32, Hebreos 10:32–39, Hebreos 10:33, Hebreos 10:34, Hebreos 10:35–36, Hebreos 10:37–38, Hebreos 10:39, Hebreos 11:1, Hebreos 11:1–40, Hebreos 11:2, Hebreos 11:3, Hebreos 11:4, Hebreos 11:5, Hebreos 11:6, Hebreos 11:7, Hebreos 11:8, Hebreos 11:9–10, Hebreos 11:12, Hebreos 11:13, Hebreos 11:13–16, Hebreos 11:14–16, Hebreos 11:17–19, Hebreos 11:17–31, Hebreos 11:19, Hebreos 11:20, Hebreos 11:21, Hebreos 11:22, Hebreos 11:23, Hebreos 11:24–25, Hebreos 11:26, Hebreos 11:27, Hebreos 11:28, Hebreos 11:29, Hebreos 11:30, Hebreos 11:31, Hebreos 11:32, Hebreos 11:32–40, Hebreos 11:33, Hebreos 11:34, Hebreos 11:35, Hebreos 11:37, Hebreos 11:38, Hebreos 11:39–40, Hebreos 12:1, Hebreos 12:1–17, Hebreos 12:2, Hebreos 12:3, Hebreos 12:4, Hebreos 12:5–6, Hebreos 12:7–8, Hebreos 12:9, Hebreos 12:10–11, Hebreos 12:12–13, Hebreos 12:14, Hebreos 12:15, Hebreos 12:16, Hebreos 12:17, Hebreos 12:18, Hebreos 12:18–24, Hebreos 12:19, Hebreos 12:22, Hebreos 12:23, Hebreos 12:24, Hebreos 12:25, Hebreos 12:25–29, Hebreos 12:26–27, Hebreos 12:28–29, Hebreos 13:1, Hebreos 13:1–6, Hebreos 13:2, Hebreos 13:3, Hebreos 13:4, Hebreos 13:5, Hebreos 13:6, Hebreos 13:7, Hebreos 13:7–19, Hebreos 13:8, Hebreos 13:9–10, Hebreos 13:11–12, Hebreos 13:13, Hebreos 13:14, Hebreos 13:15, Hebreos 13:15–16, Hebreos 13:16, Hebreos 13:17, Hebreos 13:18–19, Hebreos 13:20–21, Hebreos 13:22, Hebreos 13:23, Hebreos 13:24–25</w:t>
       </w:r>
       <w:r>
         <w:rPr>

--- a/spa/docx/58.content.docx
+++ b/spa/docx/58.content.docx
@@ -150,19 +150,6 @@
           <w:lang w:val="es_ES" w:bidi="es_ES"/>
         </w:rPr>
         <w:t>HEB</w:t>
-      </w:r>
-      <w:r>
-        <w:rPr>
-          <w:lang w:val="es_ES" w:bidi="es_ES"/>
-        </w:rPr>
-      </w:r>
-    </w:p>
-    <w:p>
-      <w:pPr/>
-      <w:r>
-        <w:rPr>
-          <w:lang w:val="es_ES" w:bidi="es_ES"/>
-        </w:rPr>
       </w:r>
       <w:r>
         <w:rPr>

--- a/spa/docx/58.content.docx
+++ b/spa/docx/58.content.docx
@@ -19,7 +19,7 @@
         <w:rPr>
           <w:lang w:val="es_ES" w:bidi="es_ES"/>
         </w:rPr>
-        <w:t>Resource: Notas de Estudio (Tyndale)</w:t>
+        <w:t>Resource: Tyndale Open Study Notes</w:t>
       </w:r>
       <w:r>
         <w:rPr>
@@ -112,7 +112,7 @@
         <w:rPr>
           <w:lang w:val="es_ES" w:bidi="es_ES"/>
         </w:rPr>
-        <w:t>Notas de Estudio (Tyndale)</w:t>
+        <w:t>Tyndale Open Study Notes</w:t>
       </w:r>
     </w:p>
     <w:p>

--- a/spa/docx/58.content.docx
+++ b/spa/docx/58.content.docx
@@ -19,7 +19,7 @@
         <w:rPr>
           <w:lang w:val="es_ES" w:bidi="es_ES"/>
         </w:rPr>
-        <w:t>Resource: Tyndale Open Study Notes</w:t>
+        <w:t>Resource: Aquifer Open Study Notes</w:t>
       </w:r>
       <w:r>
         <w:rPr>
@@ -112,7 +112,7 @@
         <w:rPr>
           <w:lang w:val="es_ES" w:bidi="es_ES"/>
         </w:rPr>
-        <w:t>Tyndale Open Study Notes</w:t>
+        <w:t>Aquifer Open Study Notes</w:t>
       </w:r>
     </w:p>
     <w:p>
